--- a/herramientas/plantilla_word.docx
+++ b/herramientas/plantilla_word.docx
@@ -619,7 +619,7 @@
       <w:rFonts w:asciiTheme="majorHAnsi" w:eastAsiaTheme="majorEastAsia" w:hAnsiTheme="majorHAnsi" w:cstheme="majorBidi" w:ascii="Calibri" w:hAnsi="Calibri"/>
       <w:b/>
       <w:bCs/>
-      <w:color w:val="0B3D91"/>
+      <w:color w:val="000000"/>
       <w:sz w:val="44"/>
       <w:szCs w:val="36"/>
     </w:rPr>
@@ -638,7 +638,7 @@
     <w:rPr>
       <w:rFonts w:ascii="Calibri" w:hAnsi="Calibri"/>
       <w:b w:val="0"/>
-      <w:color w:val="333333"/>
+      <w:color w:val="000000"/>
       <w:sz w:val="26"/>
       <w:szCs w:val="30"/>
     </w:rPr>
@@ -702,7 +702,7 @@
       <w:rFonts w:asciiTheme="majorHAnsi" w:eastAsiaTheme="majorEastAsia" w:hAnsiTheme="majorHAnsi" w:cstheme="majorBidi" w:ascii="Calibri" w:hAnsi="Calibri"/>
       <w:b/>
       <w:bCs/>
-      <w:color w:val="0B3D91"/>
+      <w:color w:val="000000"/>
       <w:sz w:val="36"/>
       <w:szCs w:val="32"/>
     </w:rPr>
@@ -724,7 +724,7 @@
       <w:rFonts w:asciiTheme="majorHAnsi" w:eastAsiaTheme="majorEastAsia" w:hAnsiTheme="majorHAnsi" w:cstheme="majorBidi" w:ascii="Calibri" w:hAnsi="Calibri"/>
       <w:b/>
       <w:bCs/>
-      <w:color w:val="0B3D91"/>
+      <w:color w:val="000000"/>
       <w:sz w:val="28"/>
       <w:szCs w:val="28"/>
     </w:rPr>
@@ -746,7 +746,7 @@
       <w:rFonts w:asciiTheme="majorHAnsi" w:eastAsiaTheme="majorEastAsia" w:hAnsiTheme="majorHAnsi" w:cstheme="majorBidi" w:ascii="Calibri" w:hAnsi="Calibri"/>
       <w:b/>
       <w:bCs/>
-      <w:color w:val="0B3D91"/>
+      <w:color w:val="000000"/>
       <w:sz w:val="23"/>
       <w:szCs w:val="24"/>
     </w:rPr>
@@ -769,7 +769,7 @@
       <w:i/>
       <w:b/>
       <w:bCs/>
-      <w:color w:val="0B3D91"/>
+      <w:color w:val="000000"/>
       <w:sz w:val="21"/>
       <w:szCs w:val="24"/>
     </w:rPr>
